--- a/交付成果/第三轮修订版/第三轮4周版/读书会22_四预流支_4周资料包（第三版修订）/Word版/第1周_总论与亲近善士（一）_学员版.docx
+++ b/交付成果/第三轮修订版/第三轮4周版/读书会22_四预流支_4周资料包（第三版修订）/Word版/第1周_总论与亲近善士（一）_学员版.docx
@@ -565,7 +565,7 @@
         <w:rPr>
           <w:b w:val="0"/>
         </w:rPr>
-        <w:t>南无瓦多萨三以及那位世尊阿大汉政治学者。啊，各位法师，各位居士，大德晚上吉祥。好今天下上午呢，我们讲到了啊。这个有。啊，国际上的这种禅修的方法哦。啊呃在这个时代里面呢。啊。这个禅修呢，对于应应社会的需要。啊是很重要的一个法门呐好。嗯。</w:t>
+        <w:t>南无瓦多萨三以及那位世尊阿拉汉正自觉者。啊，各位法师，各位居士，大德晚上吉祥。好今天下上午呢，我们讲到了啊。这个有。啊，国际上的这种禅修的方法哦。啊呃在这个时代里面呢。啊。这个禅修呢，对于应应社会的需要。啊是很重要的一个法门呐好。嗯。</w:t>
       </w:r>
     </w:p>
     <w:p>
@@ -589,15 +589,15 @@
         <w:rPr>
           <w:b w:val="0"/>
         </w:rPr>
-        <w:t>[00:01:32.080] 啊这个这个道果呢啊，它的次第呢啊也被称为叫四预流支好预流呢就是入流啊入流，那四预流之呢，就四种要成为出果啊叫入流的这样的素质。枝呢，就是数字的意思啊。所以四六支呢啊就是四种入流的数字。那四种路由的树枝呢，</w:t>
-      </w:r>
-    </w:p>
-    <w:p>
-      <w:r>
-        <w:rPr>
-          <w:b w:val="0"/>
-        </w:rPr>
-        <w:t>[00:02:01.750] 其实呢，跟我们前面一再讲的这个定慧三学啊啊，跟我们讲的这个直观啊，它是一体的哈，并不是一个单独的不同的内容啊那。我们在这里可以看到。色欲如之呢，是清净善是听闻正法如理作意法随法行。那清净善士听闻正法如理作意呢，啊，都是属于戒的范畴啊。那法随法行呢，就从这个这个心清净啊，一直到啊，见清净啊。啊，这是这个这个部分的范畴好。</w:t>
+        <w:t>[00:01:32.080] 啊这个这个道果呢啊，它的次第呢啊也被称为叫四预流支好预流呢就是入流啊入流，那四预流支呢，就四种要成为初果啊叫入流的这样的素质。枝呢，就是数字的意思啊。所以四预流支呢啊就是四种入流的数字。那四种路由的树枝呢，</w:t>
+      </w:r>
+    </w:p>
+    <w:p>
+      <w:r>
+        <w:rPr>
+          <w:b w:val="0"/>
+        </w:rPr>
+        <w:t>[00:02:01.750] 其实呢，跟我们前面一再讲的这个戒定慧三学啊啊，跟我们讲的这个止观啊，它是一体的哈，并不是一个单独的不同的内容啊那。我们在这里可以看到。四预流支呢，是清净善士听闻正法如理作意法随法行。那清净善士听闻正法如理作意呢，啊，都是属于戒的范畴啊。那法随法行呢，就从这个这个心清净啊，一直到啊，见清净啊。啊，这是这个这个部分的范畴好。</w:t>
       </w:r>
     </w:p>
     <w:p>
@@ -613,7 +613,7 @@
         <w:rPr>
           <w:b w:val="0"/>
         </w:rPr>
-        <w:t>[00:03:26.380] 佛陀的案例来讲呢，就是有三大部分，一个是亲近善事，一个听闻正法，一个如理作揖好。也就是说一位致力于啊致力于致力于解脱的这个禅修者来讲呢，啊这个入流呢，啊这个是很重要的一个里程碑啊。啊，就说到八地八了。那，那标志着他成为一个真正的圣者啊，绝不可能再堕入恶趣。那么在未来的投生中呢，他只会越来越好，最多经历七世，就证得阿拉汉果解脱一切苦。因此呢，这个一个致力于解脱的人呢，他至少要证得入流果啊。</w:t>
+        <w:t>[00:03:26.380] 佛陀的案例来讲呢，就是有三大部分，一个是亲近善士，一个听闻正法，一个如理作意好。也就是说一位致力于啊致力于致力于解脱的这个禅修者来讲呢，啊这个入流呢，啊这个是很重要的一个里程碑啊。啊，就说到八地八了。那，那标志着他成为一个真正的圣者啊，绝不可能再堕入恶趣。那么在未来的投生中呢，他只会越来越好，最多经历七世，就证得阿拉汉果解脱一切苦。因此呢，这个一个致力于解脱的人呢，他至少要证得入流果啊。</w:t>
       </w:r>
     </w:p>
     <w:p>
@@ -629,7 +629,7 @@
         <w:rPr>
           <w:b w:val="0"/>
         </w:rPr>
-        <w:t>[00:04:24.500] 总结为叫四种入流之啊，清净善知，听闻正法，如理作意法随法性啊。那这里呢，涉及到一个是说我们前面讲到了，就是说哦，那我们这个修菩萨道的人啊，这个我不想解脱啊。那是不是跟这个啊，这个这个四意如之就无关呢啊啊是不是我们就不用学这个内容了，不用亲近善知，不用听闻正法啊，不要如理作意，不需要法随法行呢。</w:t>
+        <w:t>[00:04:24.500] 总结为叫四预流支啊，清净善士，听闻正法，如理作意法随法性啊。那这里呢，涉及到一个是说我们前面讲到了，就是说哦，那我们这个修菩萨道的人啊，这个我不想解脱啊。那是不是跟这个啊，这个这个四预流支就无关呢啊啊是不是我们就不用学这个内容了，不用亲近善士，不用听闻正法啊，不要如理作意，不需要法随法行呢。</w:t>
       </w:r>
     </w:p>
     <w:p>
@@ -922,7 +922,7 @@
         <w:rPr>
           <w:b w:val="0"/>
         </w:rPr>
-        <w:t>[00:22:46.470] 所以我们的佛陀呢，Gold德玛佛陀呢，就是属于那种明智者菩萨，他是智慧型的，所以他在燃灯佛受记以后，过四个阿僧结结加十万大劫成佛，好。那这个是一个简单，我们就了解，就是一个成佛的人，一个跟想修行解脱道的人，难道他们有没有矛盾呢？他们在修学上有什么多大的差别呢？啊，这是在基础的层面上呢，它是一样的，就是他都要修习直观啊，正得行色之好那。这是在，在。啊，没有被授记之前啊，菩萨呢，要无数次修习直观，一直到达心舍之。</w:t>
+        <w:t>[00:22:46.470] 所以我们的佛陀呢，Gold德玛佛陀呢，就是属于那种明智者菩萨，他是智慧型的，所以他在燃灯佛受记以后，过四个阿僧结结加十万大劫成佛，好。那这个是一个简单，我们就了解，就是一个成佛的人，一个跟想修行解脱道的人，难道他们有没有矛盾呢？他们在修学上有什么多大的差别呢？啊，这是在基础的层面上呢，它是一样的，就是他都要修习止观啊，正得行色之好那。这是在，在。啊，没有被授记之前啊，菩萨呢，要无数次修习止观，一直到达心舍之。</w:t>
       </w:r>
     </w:p>
     <w:p>
@@ -946,7 +946,7 @@
         <w:rPr>
           <w:b w:val="0"/>
         </w:rPr>
-        <w:t>[00:24:07.540] 如果作为声闻弟子，依着佛陀的教导啊，修其止观，就直接证悟道果，按照四意流之啊来去修行。那么那如果你发愿成佛呢，在那么在gold德玛佛陀的这个教化下呢，那你就尽努力，尽可能多的修习止观，到达行舍之好。</w:t>
+        <w:t>[00:24:07.540] 如果作为声闻弟子，依着佛陀的教导啊，修其止观，就直接证悟道果，按照四预流支啊来去修行。那么那如果你发愿成佛呢，在那么在gold德玛佛陀的这个教化下呢，那你就尽努力，尽可能多的修习止观，到达行舍之好。</w:t>
       </w:r>
     </w:p>
     <w:p>
@@ -1098,7 +1098,7 @@
         <w:rPr>
           <w:b w:val="0"/>
         </w:rPr>
-        <w:t>[00:34:28.060] 好，那么如果。不管是我们修菩萨道还是要解脱道啊，那既然都在佛陀的教法里很明确告诉我们都需要啊，学习教理需要修习直观啊。那那到底如何来去这个学习教理修习止观呢？啊，他就要确定好，就是我们讲作为一个佛教徒来讲呢，你首先要确定你的修行目标。好，那么在这个传统佛教里面，在佛陀时代呢，就是说啊，这个佛弟子只有三个目标，一个有成为政治抉择，一个成为独角啊。独觉佛再一个成为弟子，菩提啊。那你需要在这三者里面选一个了啊，不然呢，就不是一个真正的佛弟子，因为你不想解脱，就不想一个真正的佛弟子啊啊，</w:t>
+        <w:t>[00:34:28.060] 好，那么如果。不管是我们修菩萨道还是要解脱道啊，那既然都在佛陀的教法里很明确告诉我们都需要啊，学习教理需要修习止观啊。那那到底如何来去这个学习教理修习止观呢？啊，他就要确定好，就是我们讲作为一个佛教徒来讲呢，你首先要确定你的修行目标。好，那么在这个传统佛教里面，在佛陀时代呢，就是说啊，这个佛弟子只有三个目标，一个有成为政治抉择，一个成为独角啊。独觉佛再一个成为弟子，菩提啊。那你需要在这三者里面选一个了啊，不然呢，就不是一个真正的佛弟子，因为你不想解脱，就不想一个真正的佛弟子啊啊，</w:t>
       </w:r>
     </w:p>
     <w:p>
@@ -1178,23 +1178,23 @@
         <w:rPr>
           <w:b w:val="0"/>
         </w:rPr>
-        <w:t>[00:38:55.910] 那么次第来修学呢，就是都要从亲近上师听闻正法啊，如理作意法随法行啊。虽然他是似欲流之，但同样是作为一位菩萨道行者的很重要的基础，没有老师，我们是不可能有。任何成就的啊。</w:t>
-      </w:r>
-    </w:p>
-    <w:p>
-      <w:r>
-        <w:rPr>
-          <w:b w:val="0"/>
-        </w:rPr>
-        <w:t>[00:39:22.740] 啊。首先呢？这个这个四预流支呢，是佛陀在相应部里面提出来的。说诸比哭，有此四欲流支，哪四种呢？亲近善事，听闻正法，如理作意法，随法行，作彼哭，此乃四欲流之。</w:t>
-      </w:r>
-    </w:p>
-    <w:p>
-      <w:r>
-        <w:rPr>
-          <w:b w:val="0"/>
-        </w:rPr>
-        <w:t>[00:39:42.820] 在这四预流之中呢，首先是清净善知。那何谓清净善知呢？就是清净依止，能够教授教理禅修的指导老师。无论作为一个修行者，发愿成为哪一种菩提，那么在当今正法住世的时候呢？他都应该依止老师而学。即使是一位已经被授记的菩萨，在累积八纳米期间呢，只要执于佛陀的教法，仍然需要一时三藏啊。依照著书厘清难懂之处，并次第修习止观，成就八定五神，通证得世间观智的顶峰行舍智。那这些呢，都需要依止一位善知识来学啊。那么对于累积独绝啊，</w:t>
+        <w:t>[00:38:55.910] 那么次第来修学呢，就是都要从亲近上师听闻正法啊，如理作意法随法行啊。虽然他是四预流支，但同样是作为一位菩萨道行者的很重要的基础，没有老师，我们是不可能有。任何成就的啊。</w:t>
+      </w:r>
+    </w:p>
+    <w:p>
+      <w:r>
+        <w:rPr>
+          <w:b w:val="0"/>
+        </w:rPr>
+        <w:t>[00:39:22.740] 啊。首先呢？这个这个四预流支呢，是佛陀在相应部里面提出来的。说诸比库，有此四预流支，哪四种呢？亲近善士，听闻正法，如理作意法，随法行，作彼哭，此乃四预流支。</w:t>
+      </w:r>
+    </w:p>
+    <w:p>
+      <w:r>
+        <w:rPr>
+          <w:b w:val="0"/>
+        </w:rPr>
+        <w:t>[00:39:42.820] 在这四预流支中呢，首先是清净善士。那何谓清净善士呢？就是清净依止，能够教授教理禅修的指导老师。无论作为一个修行者，发愿成为哪一种菩提，那么在当今正法住世的时候呢？他都应该依止老师而学。即使是一位已经被授记的菩萨，在累积八纳米期间呢，只要执于佛陀的教法，仍然需要一时三藏啊。依照著书厘清难懂之处，并次第修习止观，成就八定五神，通证得世间观智的顶峰行舍智。那这些呢，都需要依止一位善知识来学啊。那么对于累积独绝啊，</w:t>
       </w:r>
     </w:p>
     <w:p>
@@ -1226,7 +1226,7 @@
         <w:rPr>
           <w:b w:val="0"/>
         </w:rPr>
-        <w:t>[00:41:47.090] 他首先呢，是到缅甸跟马哈希西亚多的弟子班迪达西亚多学习现代纯管。后面呢，他才遇到说哦，原来有次第的按照清净道论的系统来去这个这个修学的这个直观体系。所以呢，他来帕奥禅林一直帕奥禅师这个修习止观，然后迅速的就把清净道论的那个帕奥禅师教导的所有直观的这些内容，我们前面讲到的这些内容。所有的这些人，一直到行者志这些内容，他基本上是差不多在据说在一个月不到的时间就把它全部过完一遍。啊，就极其迅速的就就就起来了。那因为在其他的教法里面呢，就在现代的其他的禅修方法里面呢，</w:t>
+        <w:t>[00:41:47.090] 他首先呢，是到缅甸跟马哈希西亚多的弟子班迪达西亚多学习现代纯管。后面呢，他才遇到说哦，原来有次第的按照清净道论的系统来去这个这个修学的这个止观体系。所以呢，他来帕奥禅林一直帕奥禅师这个修习止观，然后迅速的就把清净道论的那个帕奥禅师教导的所有止观的这些内容，我们前面讲到的这些内容。所有的这些人，一直到行者志这些内容，他基本上是差不多在据说在一个月不到的时间就把它全部过完一遍。啊，就极其迅速的就就就起来了。那因为在其他的教法里面呢，就在现代的其他的禅修方法里面呢，</w:t>
       </w:r>
     </w:p>
     <w:p>
@@ -1250,7 +1250,7 @@
         <w:rPr>
           <w:b w:val="0"/>
         </w:rPr>
-        <w:t>[00:43:20.800] 好，那么我们也就看到这位这个圣法大长老呢。他如果没有遇到帕奥西亚多，没有遇到帕奥禅师呢，他也不会说啊，我能够这样去自己去修习那个直观。他前面只是花了大概快十十几年时间，都在修习马哈希的这种纯观的禅法，好，所以。即使一个再来的菩萨啊，他亲近善知识也同样非常的重要。</w:t>
+        <w:t>[00:43:20.800] 好，那么我们也就看到这位这个圣法大长老呢。他如果没有遇到帕奥西亚多，没有遇到帕奥禅师呢，他也不会说啊，我能够这样去自己去修习那个止观。他前面只是花了大概快十十几年时间，都在修习马哈希的这种纯观的禅法，好，所以。即使一个再来的菩萨啊，他亲近善知识也同样非常的重要。</w:t>
       </w:r>
     </w:p>
     <w:p>
@@ -1306,15 +1306,15 @@
         <w:rPr>
           <w:b w:val="0"/>
         </w:rPr>
-        <w:t>[00:46:57.600] 所以佛陀讲的说诸比窟在有诸多外在因素中，我不见有任何一种因素如此，如同此，尚有这样的导向大利益做比库上有导向大利益哦。</w:t>
-      </w:r>
-    </w:p>
-    <w:p>
-      <w:r>
-        <w:rPr>
-          <w:b w:val="0"/>
-        </w:rPr>
-        <w:t>[00:47:12.440] 那佛陀呢？曾经讲说。对于外在呢，对于一个修行者外在里的最重要的呢，就是这个上市啊，就是这个善知识。那么内在呢，就是如理作意。那外在呢，就我们要外靠善知识啊，内靠你自己会能够以自为。为舟，以法为舟，能够如理作意。所以这里的大利益呢，包括两种，就世间的利益和处子间的利益啊那么。</w:t>
+        <w:t>[00:46:57.600] 所以佛陀讲的说诸比库在有诸多外在因素中，我不见有任何一种因素如此，如同此，尚有这样的导向大利益做比库上有导向大利益哦。</w:t>
+      </w:r>
+    </w:p>
+    <w:p>
+      <w:r>
+        <w:rPr>
+          <w:b w:val="0"/>
+        </w:rPr>
+        <w:t>[00:47:12.440] 那佛陀呢？曾经讲说。对于外在呢，对于一个修行者外在里的最重要的呢，就是这个上师啊，就是这个善知识。那么内在呢，就是如理作意。那外在呢，就我们要外靠善知识啊，内靠你自己会能够以自为。为舟，以法为舟，能够如理作意。所以这里的大利益呢，包括两种，就世间的利益和处子间的利益啊那么。</w:t>
       </w:r>
     </w:p>
     <w:p>
@@ -1655,7 +1655,7 @@
         <w:rPr>
           <w:b w:val="0"/>
         </w:rPr>
-        <w:t>[00:01:01.540] 昨天晚上呢，我们讲到了啊亲近上市啊。啊亲近善知呢，是是欲留之的啊必之它也是属于啊戒的范畴，就是一个学生的好习惯。啊，那。我们持戒也好，修戒定慧也好啊，就为了要解脱啊，要解脱烦恼。那在这条路上呢啊，它是。呃，不能够。用我们世代的这种啊成就的角度来被观察的，对吧，我们做什么事情成功与否呢，他可以看得见很多。然而佛法呢？它是断烦恼的方法，它是心法。啊，它是修行的过程啊。那么修心的过程呢？啊。那就是要先把扳手。</w:t>
+        <w:t>[00:01:01.540] 昨天晚上呢，我们讲到了啊亲近上师啊。啊亲近善士呢，是四预流支的啊必之它也是属于啊戒的范畴，就是一个学生的好习惯。啊，那。我们持戒也好，修戒定慧也好啊，就为了要解脱啊，要解脱烦恼。那在这条路上呢啊，它是。呃，不能够。用我们世代的这种啊成就的角度来被观察的，对吧，我们做什么事情成功与否呢，他可以看得见很多。然而佛法呢？它是断烦恼的方法，它是心法。啊，它是修行的过程啊。那么修心的过程呢？啊。那就是要先把扳手。</w:t>
       </w:r>
     </w:p>
     <w:p>
@@ -2119,7 +2119,7 @@
         <w:rPr>
           <w:b w:val="0"/>
         </w:rPr>
-        <w:t>[00:28:23.720] 好，那么对于老师呢。这个有什么样的标准呢？除了刚才讲说你这个就要按照这个大地子啊，阿拉汉啊，这出果二果三果四果啊，这样的人来，但是你碰不上了对吧，但是呢，所以这个老师呢，我们还是要观察。</w:t>
+        <w:t>[00:28:23.720] 好，那么对于老师呢。这个有什么样的标准呢？除了刚才讲说你这个就要按照这个大地子啊，阿拉汉啊，这初果二果三果四果啊，这样的人来，但是你碰不上了对吧，但是呢，所以这个老师呢，我们还是要观察。</w:t>
       </w:r>
     </w:p>
     <w:p>
@@ -2535,7 +2535,7 @@
         <w:rPr>
           <w:b w:val="0"/>
         </w:rPr>
-        <w:t>[00:51:22.820] 啊，举个例子讲我们。一开始讲这部经典，讲沙利的尊者哈，沙利的尊者呢，就是一个啊，这个很谦逊的这个榜样哈。那。我们知道。沙利子尊者呢，他。这个第一次遇到佛法呢，是遇到这这个阿萨帝啊啊阿说是这个尊者啊，过去也翻译成叫马胜尊者对吧，啊马胜尊者你讲的这一个偈诵，然后他跟着出果。所以，</w:t>
+        <w:t>[00:51:22.820] 啊，举个例子讲我们。一开始讲这部经典，讲沙利的尊者哈，沙利的尊者呢，就是一个啊，这个很谦逊的这个榜样哈。那。我们知道。沙利子尊者呢，他。这个第一次遇到佛法呢，是遇到这这个阿萨帝啊啊阿说是这个尊者啊，过去也翻译成叫马胜尊者对吧，啊马胜尊者你讲的这一个偈诵，然后他跟着初果。所以，</w:t>
       </w:r>
     </w:p>
     <w:p>
@@ -2575,15 +2575,15 @@
         <w:rPr>
           <w:b w:val="0"/>
         </w:rPr>
-        <w:t>[00:53:54.540] 好那这个呢，就是作为啊亲近上市的过程中啊啊，大致我们要了解的这些内容啊。那这个时间的原因呢，我们就不细讲啊，以后呢，啊，这个大家愿意让我这个课程讲过，在讲四意如之的时候，曾经详细的讲过啊，大家有愿意可以进来听。</w:t>
-      </w:r>
-    </w:p>
-    <w:p>
-      <w:r>
-        <w:rPr>
-          <w:b w:val="0"/>
-        </w:rPr>
-        <w:t>[00:54:19.000] 好，那么。是欲如之呢，前面是亲近善事啊，那接下来就是听闻正法。听闻正法，我们亲近善是干什么呢？就是听闻正法啊。那听闻正法有哪些利益呢？啊，佛陀在真子部里面说，诸比库听闻佛法有五种利益，哪五种呢？啊，闻所未闻。厘清以门啊度脱疑惑。政治见解。令心沉静啊，若比空听闻佛法有此五种利益。嗯啊，那么这个五种利益具体的是哪一些内容呢？我们明天再来学习哈。</w:t>
+        <w:t>[00:53:54.540] 好那这个呢，就是作为啊亲近上师的过程中啊啊，大致我们要了解的这些内容啊。那这个时间的原因呢，我们就不细讲啊，以后呢，啊，这个大家愿意让我这个课程讲过，在讲四预流支的时候，曾经详细的讲过啊，大家有愿意可以进来听。</w:t>
+      </w:r>
+    </w:p>
+    <w:p>
+      <w:r>
+        <w:rPr>
+          <w:b w:val="0"/>
+        </w:rPr>
+        <w:t>[00:54:19.000] 好，那么。四预流支呢，前面是亲近善士啊，那接下来就是听闻正法。听闻正法，我们亲近善是干什么呢？就是听闻正法啊。那听闻正法有哪些利益呢？啊，佛陀在真子部里面说，诸比库听闻佛法有五种利益，哪五种呢？啊，闻所未闻。厘清以门啊度脱疑惑。政治见解。令心沉静啊，若比空听闻佛法有此五种利益。嗯啊，那么这个五种利益具体的是哪一些内容呢？我们明天再来学习哈。</w:t>
       </w:r>
     </w:p>
     <w:p>
@@ -3301,7 +3301,7 @@
         <w:rPr>
           <w:b w:val="0"/>
         </w:rPr>
-        <w:t>[00:01:04.740] 今天呢，我们来继续新的课程啊。啊就开头我们讲的说卡拉马丁之后。啊，我们要抉择啊，怎么去学习啊。啊觉得学习下来呢，就是四预留之。啊，那。这个似玉如之呢，是在。我们前段时间在跟团讨论的时候就准备。要去规划的哈。啊。规划这个的原因呢，就是。啊，</w:t>
+        <w:t>[00:01:04.740] 今天呢，我们来继续新的课程啊。啊就开头我们讲的说卡拉马丁之后。啊，我们要抉择啊，怎么去学习啊。啊觉得学习下来呢，就是四预流支。啊，那。这个似玉如之呢，是在。我们前段时间在跟团讨论的时候就准备。要去规划的哈。啊。规划这个的原因呢，就是。啊，</w:t>
       </w:r>
     </w:p>
     <w:p>
@@ -3316,7 +3316,7 @@
         <w:rPr>
           <w:b w:val="0"/>
         </w:rPr>
-        <w:t>[00:01:45.340] 上座部佛法呢？学修的次第啊，到底是要依一个什么样的次第？在去年圆安居之前呢，我们。啊，我曾经在法度讲那个直观前行啊。S是一的这个。啊，佛陀啊的调御帝经和。算术是摩格兰经来展开的哦。那讲完以后呢。我们就觉得好像。这个前行还不够前行啊，还不够前行。嗯。那个。当时呢，啊。呃，</w:t>
+        <w:t>[00:01:45.340] 上座部佛法呢？学修的次第啊，到底是要依一个什么样的次第？在去年圆安居之前呢，我们。啊，我曾经在法度讲那个止观前行啊。S是一的这个。啊，佛陀啊的调御帝经和。算术是摩格兰经来展开的哦。那讲完以后呢。我们就觉得好像。这个前行还不够前行啊，还不够前行。嗯。那个。当时呢，啊。呃，</w:t>
       </w:r>
     </w:p>
     <w:p>
@@ -3712,7 +3712,7 @@
         <w:rPr>
           <w:b w:val="0"/>
         </w:rPr>
-        <w:t>[00:14:18.460] 我们都建议大家说，你要你出果要成为一个出国圣者啊，但是出国圣者他。怎样才能够达成呢？啊，要达成出国呢，</w:t>
+        <w:t>[00:14:18.460] 我们都建议大家说，你要你初果要成为一个初果圣者啊，但是初果圣者他。怎样才能够达成呢？啊，要达成出国呢，</w:t>
       </w:r>
     </w:p>
     <w:p>
@@ -3727,7 +3727,7 @@
         <w:rPr>
           <w:b w:val="0"/>
         </w:rPr>
-        <w:t>[00:14:29.170] 这个佛陀讲有四种要素，对吧？好啊，就是四预留之。预流就是入流了。入流？什么入流啊，就入圣道之流了，你已经到了，进入圣道了，进入圣道之流了。那这个知呢，就是要素啊，或者说主要的成分啊，那么哪四种呢？</w:t>
+        <w:t>[00:14:29.170] 这个佛陀讲有四种要素，对吧？好啊，就是四预流支。预流就是入流了。入流？什么入流啊，就入圣道之流了，你已经到了，进入圣道了，进入圣道之流了。那这个知呢，就是要素啊，或者说主要的成分啊，那么哪四种呢？</w:t>
       </w:r>
     </w:p>
     <w:p>
@@ -3742,7 +3742,7 @@
         <w:rPr>
           <w:b w:val="0"/>
         </w:rPr>
-        <w:t>[00:14:51.880] 是亲近善知。听闻正法，如理作意啊，法随法行。啊，法随法行呢，我们经常很多人说啊，你的法随着法就行啊，不是这个意思啊。法是指四道四果和涅盘九种。啊水法呢是三十七道品啊，就是。九懂法。啊。水法呢就是怎么去实现。这个九法呢，是你要通过三十七套品的修习啊啊，那么行呢，八地八地行呢，就是实践，就是修行。啊，其实为了实现这个九种法，四道治国啊加涅槃啊拓由三十七道品去实践去修行叫。打锤一八岁好。好，那我们。</w:t>
+        <w:t>[00:14:51.880] 是亲近善士。听闻正法，如理作意啊，法随法行。啊，法随法行呢，我们经常很多人说啊，你的法随着法就行啊，不是这个意思啊。法是指四道四果和涅盘九种。啊水法呢是三十七道品啊，就是。九懂法。啊。水法呢就是怎么去实现。这个九法呢，是你要通过三十七套品的修习啊啊，那么行呢，八地八地行呢，就是实践，就是修行。啊，其实为了实现这个九种法，四道治国啊加涅槃啊拓由三十七道品去实践去修行叫。打锤一八岁好。好，那我们。</w:t>
       </w:r>
     </w:p>
     <w:p>
@@ -3877,7 +3877,7 @@
         <w:rPr>
           <w:b w:val="0"/>
         </w:rPr>
-        <w:t>[00:21:01.920] 啊，四圣谛呢，非常的深奥啊，究竟法非常的深奥。独觉佛虽然有智慧证悟，他却无法精准的表述出来。因此呢，独学佛无法像政治学者那样教化众生，而被称为他只是自度者啊，所以称为叫大力的。</w:t>
+        <w:t>[00:21:01.920] 啊，四圣谛呢，非常的深奥啊，究竟法非常的深奥。独觉佛虽然有智慧证悟，他却无法精准的表述出来。因此呢，独学佛无法像正自觉者那样教化众生，而被称为他只是自度者啊，所以称为叫大力的。</w:t>
       </w:r>
     </w:p>
     <w:p>
@@ -4132,7 +4132,7 @@
         <w:rPr>
           <w:b w:val="0"/>
         </w:rPr>
-        <w:t>[00:28:55.100] 那么，在相应部译注、政治部译注以及律藏的附注新意解书中，也提到了类似的说法。那南传三这个佛教所说的注释正法是从教理啊巴利亚蒂啊，修行巴蒂巴蒂以及政务巴蒂伟大三个角度来讲。那么从教理上来讲呢，上座佛教相信三藏的盛典，佛陀的言教还在啊。修行的角度上来讲呢，现在上座部佛教呢，还有系统完整的直观禅修方法，也就是南传的啊直观禅修方法，戒定慧的传承，还有完整的存在。</w:t>
+        <w:t>[00:28:55.100] 那么，在相应部译注、增支部译注以及律藏的附注新意解书中，也提到了类似的说法。那南传三这个佛教所说的注释正法是从教理啊巴利亚蒂啊，修行巴蒂巴蒂以及政务巴蒂伟大三个角度来讲。那么从教理上来讲呢，上座部佛教相信三藏的盛典，佛陀的言教还在啊。修行的角度上来讲呢，现在上座部佛教呢，还有系统完整的止观禅修方法，也就是南传的啊止观禅修方法，戒定慧的传承，还有完整的存在。</w:t>
       </w:r>
     </w:p>
     <w:p>
@@ -4207,7 +4207,7 @@
         <w:rPr>
           <w:b w:val="0"/>
         </w:rPr>
-        <w:t>[00:32:13.320] 那么根据上座佛教呢，现在可以修订正的禅那。啊，可以修观，培养观智，甚至在今生今世证得圣道圣果，证悟涅槃。一旦证悟圣道圣果，就不再是凡夫，而是圣者啊，就是佛陀的圣弟子。</w:t>
+        <w:t>[00:32:13.320] 那么根据上座部佛教呢，现在可以修订正的禅那。啊，可以修观，培养观智，甚至在今生今世证得圣道圣果，证悟涅槃。一旦证悟圣道圣果，就不再是凡夫，而是圣者啊，就是佛陀的圣弟子。</w:t>
       </w:r>
     </w:p>
     <w:p>
@@ -4477,7 +4477,7 @@
         <w:rPr>
           <w:b w:val="0"/>
         </w:rPr>
-        <w:t>[00:41:57.560] 成佛，我们经常有人说，希望当生成佛，或者下一生成佛。那么这个事情呢，在上座佛教中是不可能的。</w:t>
+        <w:t>[00:41:57.560] 成佛，我们经常有人说，希望当生成佛，或者下一生成佛。那么这个事情呢，在上座部佛教中是不可能的。</w:t>
       </w:r>
     </w:p>
     <w:p>
@@ -4492,7 +4492,7 @@
         <w:rPr>
           <w:b w:val="0"/>
         </w:rPr>
-        <w:t>[00:42:07.020] 啊，在真智部中啊，在真智部中呢？佛陀否定一个世界中会同时出现两尊佛陀。他说，周比哭，无有此事，绝不可能。若一个世界中有两位阿拉汉政治觉者不先不后的出现，无有此事。朱比库乃有此事。若一个世界只有一位阿拉汉政治觉者出现，乃有此事。这是珍珠部一集里面说的，也就是在一个世界中，不可能有两位佛陀不先不后同时出现啊。译注解释说，这里的世界是指一万个轮回世界，不先不后呢，是指从菩萨入母胎开始，直至还有芥子量的佛舍利存在。</w:t>
+        <w:t>[00:42:07.020] 啊，在真智部中啊，在真智部中呢？佛陀否定一个世界中会同时出现两尊佛陀。他说，周比库，无有此事，绝不可能。若一个世界中有两位阿拉汉政治觉者不先不后的出现，无有此事。朱比库乃有此事。若一个世界只有一位阿拉汉政治觉者出现，乃有此事。这是珍珠部一集里面说的，也就是在一个世界中，不可能有两位佛陀不先不后同时出现啊。译注解释说，这里的世界是指一万个轮回世界，不先不后呢，是指从菩萨入母胎开始，直至还有芥子量的佛舍利存在。</w:t>
       </w:r>
     </w:p>
     <w:p>
@@ -5278,7 +5278,7 @@
         <w:rPr>
           <w:b w:val="0"/>
         </w:rPr>
-        <w:t>[00:06:19.200] 那佛陀看到这种情况后，告诉阿难尊者说，阿难，假如这个富翁之子在他年轻的时候或生命的第一阶段，与我的教法中出家成为比库，他将在今生成为阿拉汉，并成就般涅槃。或者，假如他在生命的第二阶段出家，为比哭，他将能成为不来者，死后投生到净居天，并在那里办涅槃。再不然，假如他在生命的第三阶段的前期，就是老年的前期，与我的教法中出家为比库，他将会成为一来者或入流者，并且永远解脱。投生恶趣之苦啊，佛陀是这样告诉阿难尊者。</w:t>
+        <w:t>[00:06:19.200] 那佛陀看到这种情况后，告诉阿难尊者说，阿难，假如这个富翁之子在他年轻的时候或生命的第一阶段，与我的教法中出家成为比库，他将在今生成为阿拉汉，并成就般涅槃。或者，假如他在生命的第二阶段出家，为比库，他将能成为不来者，死后投生到净居天，并在那里办涅槃。再不然，假如他在生命的第三阶段的前期，就是老年的前期，与我的教法中出家为比库，他将会成为一来者或入流者，并且永远解脱。投生恶趣之苦啊，佛陀是这样告诉阿难尊者。</w:t>
       </w:r>
     </w:p>
     <w:p>
@@ -5578,7 +5578,7 @@
         <w:rPr>
           <w:b w:val="0"/>
         </w:rPr>
-        <w:t>[00:16:00.930] 所以因此呢，啊，我们要学习啊，怎样怎么叫远离愚人啊，然后亲近上师。其实呢，我们每天我们的课诵里面专门有这样一段经文，对吧？以此功德业，我不欲于人愿会遇善事，直至正涅槃。所以每天我们大家在念诵这个偈诵的时候呢，啊，就要真正用心的做一啊。</w:t>
+        <w:t>[00:16:00.930] 所以因此呢，啊，我们要学习啊，怎样怎么叫远离愚人啊，然后亲近上师。其实呢，我们每天我们的课诵里面专门有这样一段经文，对吧？以此功德业，我不欲于人愿会遇善士，直至正涅槃。所以每天我们大家在念诵这个偈诵的时候呢，啊，就要真正用心的做一啊。</w:t>
       </w:r>
     </w:p>
     <w:p>
@@ -5668,7 +5668,7 @@
         <w:rPr>
           <w:b w:val="0"/>
         </w:rPr>
-        <w:t>[00:18:37.360] 好，那么情景上市它到底有多重要呢？啊。对，</w:t>
+        <w:t>[00:18:37.360] 好，那么亲近上师它到底有多重要呢？啊。对，</w:t>
       </w:r>
     </w:p>
     <w:p>
@@ -5938,7 +5938,7 @@
         <w:rPr>
           <w:b w:val="0"/>
         </w:rPr>
-        <w:t>[00:26:38.390] 后面听说了这个法尔禅师的禅法，然后来学习啊，这个依着清净道论啊，来修习啊，这个止观禅法。那么对他来讲呢，清净道论他很熟悉，对，而且呢，他依然一开始对于他的佛水念啊，和这个慈心啊啊也是接近于刹那的状态。啊，但是他就不能够依着清净道论，自己把那一套直观的修学体系把它来一遍。</w:t>
+        <w:t>[00:26:38.390] 后面听说了这个法尔禅师的禅法，然后来学习啊，这个依着清净道论啊，来修习啊，这个止观禅法。那么对他来讲呢，清净道论他很熟悉，对，而且呢，他依然一开始对于他的佛水念啊，和这个慈心啊啊也是接近于刹那的状态。啊，但是他就不能够依着清净道论，自己把那一套止观的修学体系把它来一遍。</w:t>
       </w:r>
     </w:p>
     <w:p>
@@ -5953,7 +5953,7 @@
         <w:rPr>
           <w:b w:val="0"/>
         </w:rPr>
-        <w:t>[00:27:06.800] 他只有遇到帕尔西亚多。遇到帕尔吉亚多王以后呢，据说啊，一个礼拜啊，就把这个这个这个子檀的业处就全部献起，一个月一个月之内就把所有的这个直观的所有的课程过一遍。所以老师就是非常重要，哪怕你就是一个被收集的菩萨。啊也是这样啊。所以呢。只要你还没有证得道果。那你就需要寻求导师。</w:t>
+        <w:t>[00:27:06.800] 他只有遇到帕尔西亚多。遇到帕尔吉亚多王以后呢，据说啊，一个礼拜啊，就把这个这个这个子檀的业处就全部献起，一个月一个月之内就把所有的这个止观的所有的课程过一遍。所以老师就是非常重要，哪怕你就是一个被收集的菩萨。啊也是这样啊。所以呢。只要你还没有证得道果。那你就需要寻求导师。</w:t>
       </w:r>
     </w:p>
     <w:p>
@@ -6013,7 +6013,7 @@
         <w:rPr>
           <w:b w:val="0"/>
         </w:rPr>
-        <w:t>[00:28:36.060] 那佛陀在相应部的一篇经文里面说说诸比窟由此四入流之哪四种呢？亲近善事，听闻正法，如理作意法随法行，诸比哭，此乃四入流之。</w:t>
+        <w:t>[00:28:36.060] 那佛陀在相应部的一篇经文里面说说诸比库由此四预流支哪四种呢？亲近善士，听闻正法，如理作意法随法行，诸比库，此乃四预流支。</w:t>
       </w:r>
     </w:p>
     <w:p>
@@ -6133,7 +6133,7 @@
         <w:rPr>
           <w:b w:val="0"/>
         </w:rPr>
-        <w:t>[00:32:52.340] 啊。那大部分的篇幅，百分之九十五的篇幅都是让我们学会诶。怎样去使用这个直观的说明书啊，直观的指导手册。但是真正关键就你学会了这种方法完以后，你怎么去应用呢？啊，往往帕尔西亚特就在后面，不超过两百字啊，就是你要在生活中如何透由这个东西看到它生，看到它灭，然后除，去除你的见，去除你的慢，去除你的贪。就这几句话。啊，那你如果没有去用这几句话呢，你就是我学会了使用说明书。</w:t>
+        <w:t>[00:32:52.340] 啊。那大部分的篇幅，百分之九十五的篇幅都是让我们学会诶。怎样去使用这个止观的说明书啊，止观的指导手册。但是真正关键就你学会了这种方法完以后，你怎么去应用呢？啊，往往帕尔西亚特就在后面，不超过两百字啊，就是你要在生活中如何透由这个东西看到它生，看到它灭，然后除，去除你的见，去除你的慢，去除你的贪。就这几句话。啊，那你如果没有去用这几句话呢，你就是我学会了使用说明书。</w:t>
       </w:r>
     </w:p>
     <w:p>
@@ -6343,7 +6343,7 @@
         <w:rPr>
           <w:b w:val="0"/>
         </w:rPr>
-        <w:t>[00:39:42.740] 那佛陀在政治部一集中呢，特别的强调说，诸比库在诸外在因素中，我不见有任何一种因素如同此上有这样导向大利益。诸比库上有导向大利益，</w:t>
+        <w:t>[00:39:42.740] 那佛陀在增支部一集中呢，特别的强调说，诸比库在诸外在因素中，我不见有任何一种因素如同此上有这样导向大利益。诸比库上有导向大利益，</w:t>
       </w:r>
     </w:p>
     <w:p>
@@ -6748,7 +6748,7 @@
         <w:rPr>
           <w:b w:val="0"/>
         </w:rPr>
-        <w:t>[00:52:25.760] 那我们还经常提到一个我们称为叫根本业主啊，叫木拉嘎玛达那。那在经济道论大数操里面是这么解释说根据实际的自然情况。被自己阶段性修习的一切处业出啊，那包括我们说入出席啊。啊佛随念啊或者变长啊啊光明变啊啊这些在在一个阶段里面，我们就要着重修习的，比如你这段时间修什么修入出习练。你这段时间要修什么？我修百变。好，你这段修炼修什么？修十四种育心法，那那个阶段里面，你着重修习那一部分，就叫根本业处。或者啊对叫根本业主。</w:t>
+        <w:t>[00:52:25.760] 那我们还经常提到一个我们称为叫根本业主啊，叫木拉嘎玛达那。那在经济道论大数操里面是这么解释说根据实际的自然情况。被自己阶段性修习的一切处业出啊，那包括我们说入出息啊。啊佛随念啊或者变长啊啊光明变啊啊这些在在一个阶段里面，我们就要着重修习的，比如你这段时间修什么修入出习练。你这段时间要修什么？我修百变。好，你这段修炼修什么？修十四种育心法，那那个阶段里面，你着重修习那一部分，就叫根本业处。或者啊对叫根本业主。</w:t>
       </w:r>
     </w:p>
     <w:p>

--- a/交付成果/第三轮修订版/第三轮4周版/读书会22_四预流支_4周资料包（第三版修订）/Word版/第1周_总论与亲近善士（一）_学员版.docx
+++ b/交付成果/第三轮修订版/第三轮4周版/读书会22_四预流支_4周资料包（第三版修订）/Word版/第1周_总论与亲近善士（一）_学员版.docx
@@ -1903,7 +1903,7 @@
         <w:rPr>
           <w:b w:val="0"/>
         </w:rPr>
-        <w:t>[00:14:24.620] 啊，那个业处生起四种或五种禅那，并以禅那为静音而增长为巴萨那有修观而正达漏境的漏境者啊，就是阿拉汉啊。这个，这个要到这个阿拉汉面前去，耶稣。那但是阿拉汉一般呢，它不表明我是阿拉汉对吧，那我们前面讲到了要有证悟这个。呃，知足对吧，对。那只有呢，就是这个阿拉汉呢，他看不清楚这个传法非常的重要啊，对未来的这个法呢，有巨大的作用，他才有可能实现他的一些能力啊。</w:t>
+        <w:t>[00:14:24.620] 啊，那个业处生起四种或五种禅那，并以禅那为近因而增长为巴萨那有修观而正达漏境的漏境者啊，就是阿拉汉啊。这个，这个要到这个阿拉汉面前去，耶稣。那但是阿拉汉一般呢，它不表明我是阿拉汉对吧，那我们前面讲到了要有证悟这个。呃，知足对吧，对。那只有呢，就是这个阿拉汉呢，他看不清楚这个传法非常的重要啊，对未来的这个法呢，有巨大的作用，他才有可能实现他的一些能力啊。</w:t>
       </w:r>
     </w:p>
     <w:p>
@@ -2535,7 +2535,7 @@
         <w:rPr>
           <w:b w:val="0"/>
         </w:rPr>
-        <w:t>[00:51:22.820] 啊，举个例子讲我们。一开始讲这部经典，讲沙利的尊者哈，沙利的尊者呢，就是一个啊，这个很谦逊的这个榜样哈。那。我们知道。沙利子尊者呢，他。这个第一次遇到佛法呢，是遇到这这个阿萨帝啊啊阿说是这个尊者啊，过去也翻译成叫马胜尊者对吧，啊马胜尊者你讲的这一个偈诵，然后他跟着初果。所以，</w:t>
+        <w:t>[00:51:22.820] 啊，举个例子讲我们。一开始讲这部经典，讲沙利的尊者哈，沙利的尊者呢，就是一个啊，这个很谦逊的这个榜样哈。那。我们知道。沙利子尊者呢，他。这个第一次遇到佛法呢，是遇到这这个阿思基啊啊阿说是这个尊者啊，过去也翻译成叫阿思基尊者对吧，啊阿思基尊者你讲的这一个偈诵，然后他跟着初果。所以，</w:t>
       </w:r>
     </w:p>
     <w:p>
@@ -2583,7 +2583,7 @@
         <w:rPr>
           <w:b w:val="0"/>
         </w:rPr>
-        <w:t>[00:54:19.000] 好，那么。四预流支呢，前面是亲近善士啊，那接下来就是听闻正法。听闻正法，我们亲近善是干什么呢？就是听闻正法啊。那听闻正法有哪些利益呢？啊，佛陀在真子部里面说，诸比库听闻佛法有五种利益，哪五种呢？啊，闻所未闻。厘清以门啊度脱疑惑。政治见解。令心沉静啊，若比空听闻佛法有此五种利益。嗯啊，那么这个五种利益具体的是哪一些内容呢？我们明天再来学习哈。</w:t>
+        <w:t>[00:54:19.000] 好，那么。四预流支呢，前面是亲近善士啊，那接下来就是听闻正法。听闻正法，我们亲近善是干什么呢？就是听闻正法啊。那听闻正法有哪些利益呢？啊，佛陀在真子部里面说，诸比库听闻佛法有五种利益，哪五种呢？啊，闻所未闻。厘清以门啊度脱疑惑。正直己见。令心沉静啊，若比空听闻佛法有此五种利益。嗯啊，那么这个五种利益具体的是哪一些内容呢？我们明天再来学习哈。</w:t>
       </w:r>
     </w:p>
     <w:p>
@@ -3772,7 +3772,7 @@
         <w:rPr>
           <w:b w:val="0"/>
         </w:rPr>
-        <w:t>[00:16:11.100] 那这里面列出来的亲近上司呢，这第一个需要应当亲近上师啊，第二个你要因为要应当亲近，所以要至诚的去寻求上师。第三个呢，你找到了，要如法惩治上事啊。</w:t>
+        <w:t>[00:16:11.100] 那这里面列出来的亲近上师呢，这第一个需要应当亲近上师啊，第二个你要因为要应当亲近，所以要至诚的去寻求上师。第三个呢，你找到了，要如法惩治善士啊。</w:t>
       </w:r>
     </w:p>
     <w:p>
@@ -5653,7 +5653,7 @@
         <w:rPr>
           <w:b w:val="0"/>
         </w:rPr>
-        <w:t>[00:18:19.130] 但是呢，最后变成乞丐，最后变成强盗，被人家砍头。那这个是一个什么样的业缘就很值得我们思考了啊。那从我们说亲近上司的角度上来讲，显然就这个人，他就是没有亲近上司的习惯。</w:t>
+        <w:t>[00:18:19.130] 但是呢，最后变成乞丐，最后变成强盗，被人家砍头。那这个是一个什么样的业缘就很值得我们思考了啊。那从我们说亲近上师的角度上来讲，显然就这个人，他就是没有亲近上师的习惯。</w:t>
       </w:r>
     </w:p>
     <w:p>
@@ -6688,7 +6688,7 @@
         <w:rPr>
           <w:b w:val="0"/>
         </w:rPr>
-        <w:t>[00:50:41.620] 那再一个呢，它称为叫鲁利耶稣巴利哈尼亚伽玛达纳啊。那。它是我们经常能够修习啊进步的静音呐啊应该是这么来讲啊。那。那么结合清净道论大疏抄呢，这两种业处呢啊，是要这样来解释啊，萨巴达嘎啊嘎嘛达呢，就一切业出呢，一切出业出呢，或是说由于那种业出有许多的注意啊，什么注意呢？比如我们讲说可以保护禅修者啊，就是四种护卫禅啊啊。因此呢，应于一切的沙门衣物或一切的业处努力中提前休息。</w:t>
+        <w:t>[00:50:41.620] 那再一个呢，它称为叫鲁利耶稣巴利哈尼亚伽玛达纳啊。那。它是我们经常能够修习啊进步的近因呐啊应该是这么来讲啊。那。那么结合清净道论大疏抄呢，这两种业处呢啊，是要这样来解释啊，萨巴达嘎啊嘎嘛达呢，就一切业处呢，一切出业处呢，或是说由于那种业处有许多的注意啊，什么注意呢？比如我们讲说可以保护禅修者啊，就是四种护卫禅啊啊。因此呢，应于一切的沙门衣物或一切的业处努力中提前休息。</w:t>
       </w:r>
     </w:p>
     <w:p>
@@ -6748,7 +6748,7 @@
         <w:rPr>
           <w:b w:val="0"/>
         </w:rPr>
-        <w:t>[00:52:25.760] 那我们还经常提到一个我们称为叫根本业主啊，叫木拉嘎玛达那。那在经济道论大数操里面是这么解释说根据实际的自然情况。被自己阶段性修习的一切处业出啊，那包括我们说入出息啊。啊佛随念啊或者变长啊啊光明变啊啊这些在在一个阶段里面，我们就要着重修习的，比如你这段时间修什么修入出习练。你这段时间要修什么？我修百变。好，你这段修炼修什么？修十四种育心法，那那个阶段里面，你着重修习那一部分，就叫根本业处。或者啊对叫根本业主。</w:t>
+        <w:t>[00:52:25.760] 那我们还经常提到一个我们称为叫根本业处啊，叫木拉嘎玛达那。那在经济道论大数操里面是这么解释说根据实际的自然情况。被自己阶段性修习的一切处业处啊，那包括我们说入出息啊。啊佛随念啊或者遍啊啊光明遍啊啊这些在在一个阶段里面，我们就要着重修习的，比如你这段时间修什么修入出习练。你这段时间要修什么？我修百变。好，你这段修炼修什么？修十四种育心法，那那个阶段里面，你着重修习那一部分，就叫根本业处。或者啊对叫根本业处。</w:t>
       </w:r>
     </w:p>
     <w:p>
@@ -6763,7 +6763,7 @@
         <w:rPr>
           <w:b w:val="0"/>
         </w:rPr>
-        <w:t>[00:53:12.960] 那么在中部循的紫气经附注和相应部荒野经附注中呢？有这样的解释啊，就根本业处及。是努力业出，就是其实在这一段时间里面，你要着重努力的这个业出哈。所以从以上来讲呢，我们可以理解为休息月初和根本业出，它都是同义词，强调是适合自己当下的自然情况，适合自己的性情。</w:t>
+        <w:t>[00:53:12.960] 那么在中部循的紫气经附注和相应部荒野经附注中呢？有这样的解释啊，就根本业处及。是努力业处，就是其实在这一段时间里面，你要着重努力的这个业处哈。所以从以上来讲呢，我们可以理解为休息月初和根本业处，它都是同义词，强调是适合自己当下的自然情况，适合自己的性情。</w:t>
       </w:r>
     </w:p>
     <w:p>
@@ -6883,7 +6883,7 @@
         <w:rPr>
           <w:b w:val="0"/>
         </w:rPr>
-        <w:t>[00:56:49.820] 利益。那这是啊，在清净道论啊，这个这个大书操里面啊，对于什么是可爱可敬颂训诫任他言能作深奥论，非道不怂恿啊的解释啊。</w:t>
+        <w:t>[00:56:49.820] 利益。那这是啊，在清净道论啊，这个这个疏钞里面啊，对于什么是可爱可敬颂训诫任他言能作深奥论，非道不怂恿啊的解释啊。</w:t>
       </w:r>
     </w:p>
     <w:p>

--- a/交付成果/第三轮修订版/第三轮4周版/读书会22_四预流支_4周资料包（第三版修订）/Word版/第1周_总论与亲近善士（一）_学员版.docx
+++ b/交付成果/第三轮修订版/第三轮4周版/读书会22_四预流支_4周资料包（第三版修订）/Word版/第1周_总论与亲近善士（一）_学员版.docx
@@ -645,31 +645,31 @@
         <w:rPr>
           <w:b w:val="0"/>
         </w:rPr>
-        <w:t>[00:05:53.740] 弟子也是这样，比如说释迦牟尼佛的两位上首弟子，舍利弗和目犍连尊者呢，他是这个在十万大劫啊，之前呢，啊，决议啊，要成为gold德玛佛陀的上座弟子。</w:t>
-      </w:r>
-    </w:p>
-    <w:p>
-      <w:r>
-        <w:rPr>
-          <w:b w:val="0"/>
-        </w:rPr>
-        <w:t>[00:06:10.010] 因此呢，他这个修习了十万个大劫啊，经历了很多尊佛啊，被授记为未来将会成为格达玛佛的这个两位杀手弟子，</w:t>
-      </w:r>
-    </w:p>
-    <w:p>
-      <w:r>
-        <w:rPr>
-          <w:b w:val="0"/>
-        </w:rPr>
-        <w:t>[00:06:21.110] 然后他在高达玛佛陀成佛的这一生呢，遇到他，他才会成为他的杀手弟子，这是法的定则好。</w:t>
-      </w:r>
-    </w:p>
-    <w:p>
-      <w:r>
-        <w:rPr>
-          <w:b w:val="0"/>
-        </w:rPr>
-        <w:t>[00:06:30.900] 好，那么在传统的这个菩萨道的体系里面呢，菩萨呢是要被授记的啊，就真正的菩萨是要被授记的那菩萨被授记的时候呢，是有八个条件啊。我们前面简单讲过，那么今天我们再细的讲一下啊。那么我们的gold德玛佛陀在燃灯佛啊，授记他的时候就是依着这个八个条件来成为菩萨的。</w:t>
+        <w:t>[00:05:53.740] 弟子也是这样，比如说释迦牟尼佛的两位上首弟子，舍利弗和目犍连尊者呢，他是这个在十万大劫啊，之前呢，啊，决议啊，要成为乔达摩佛陀的上首弟子。</w:t>
+      </w:r>
+    </w:p>
+    <w:p>
+      <w:r>
+        <w:rPr>
+          <w:b w:val="0"/>
+        </w:rPr>
+        <w:t>[00:06:10.010] 因此呢，他这个修习了十万个大劫啊，经历了很多尊佛啊，被授记为未来将会成为乔达摩佛的这两位上首弟子，</w:t>
+      </w:r>
+    </w:p>
+    <w:p>
+      <w:r>
+        <w:rPr>
+          <w:b w:val="0"/>
+        </w:rPr>
+        <w:t>[00:06:21.110] 然后他在乔达摩佛陀成佛的这一生呢，遇到他，他才会成为他的上首弟子，这是法的定则好。</w:t>
+      </w:r>
+    </w:p>
+    <w:p>
+      <w:r>
+        <w:rPr>
+          <w:b w:val="0"/>
+        </w:rPr>
+        <w:t>[00:06:30.900] 好，那么在传统的这个菩萨道的体系里面呢，菩萨呢是要被授记的啊，就真正的菩萨是要被授记的那菩萨被授记的时候呢，是有八个条件啊。我们前面简单讲过，那么今天我们再细的讲一下啊。那么我们的乔达摩佛陀在燃灯佛啊，授记他的时候就是依着这个八个条件来成为菩萨的。</w:t>
       </w:r>
     </w:p>
     <w:p>
@@ -725,7 +725,7 @@
         <w:rPr>
           <w:b w:val="0"/>
         </w:rPr>
-        <w:t>[00:10:22.250] 要成佛的啊，这个行者呢，他需要这个先被一尊活着的佛陀啊授记，那么他被授记的时候呢，他需要有这个具足这个八个条件，那么一般呢在。这个授记的时候呢，他会给他同时授记他的菩提眷属啊，这个就是耶稣陀罗对吧，耶稣陀罗的过去生呢啊，他也是在这个菩萨的边上哈。那。他的这个这个他的名字呢啊，这个叫苏密达啊。啊，他的名字叫苏密达，那么这个这个菩萨呢，叫须弥陀啊啊。那这个在这个苏梅达这个这个发愿成佛的时候呢，</w:t>
+        <w:t>[00:10:22.250] 要成佛的啊，这个行者呢，他需要这个先被一尊活着的佛陀啊授记，那么他被授记的时候呢，他需要有这个具足这个八个条件，那么一般呢在。这个授记的时候呢，他会给他同时授记他的菩提眷属啊，这个就是耶输陀罗对吧，耶输陀罗的过去生呢啊，他也是在这个菩萨的边上哈。那。他的这个这个他的名字呢啊，这个叫苏密达啊。啊，他的名字叫苏密达，那么这个这个菩萨呢，叫须弥陀啊啊。那这个在这个苏梅达这个这个发愿成佛的时候呢，</w:t>
       </w:r>
     </w:p>
     <w:p>
@@ -770,7 +770,7 @@
         <w:rPr>
           <w:b w:val="0"/>
         </w:rPr>
-        <w:t>[00:12:14.920] 所以我们说，菩提眷属他是也要发愿的了啊，发愿完以后呢，他就是真的为了圆满佛陀的巴拉咪呢啊，</w:t>
+        <w:t>[00:12:14.920] 所以我们说，菩提眷属他是也要发愿的了啊，发愿完以后呢，他就是真的为了圆满佛陀的巴拉密呢啊，</w:t>
       </w:r>
     </w:p>
     <w:p>
@@ -786,31 +786,31 @@
         <w:rPr>
           <w:b w:val="0"/>
         </w:rPr>
-        <w:t>[00:13:21.720] 那我们哥德马佛陀的最后一生，他他的妻子呢就是耶稣陀罗。耶稣陀罗的这个这个神通也是非常强的啊，因为他其实是多生多世，跟着啊，这个菩萨一起修行好。</w:t>
-      </w:r>
-    </w:p>
-    <w:p>
-      <w:r>
-        <w:rPr>
-          <w:b w:val="0"/>
-        </w:rPr>
-        <w:t>[00:13:39.700] 好，那这个是我们简单的啊，这个讲好这个这个这个菩萨被授记哈，啊他的条件，所以当时呢啊燃灯佛呢，给这个须弥达呢，索咪索密达呢啊授记呢，他说啊他是。首先看到这个苏梅达啊，然后他以他的神通智慧观察呢，发现这个苏梅达呢，在四个阿僧奇劫加十万大劫之后呢，将会成为佛陀啊，名为gold德玛啊，就乔达摩。啊，所以呢，这个这个当时的燃灯佛呢，啊就说就说出了九首这个预言的偈颂啊。</w:t>
-      </w:r>
-    </w:p>
-    <w:p>
-      <w:r>
-        <w:rPr>
-          <w:b w:val="0"/>
-        </w:rPr>
-        <w:t>[00:14:25.600] 啊他给他授记第一个说他给他那个四十万个阿拉汉弟子讲啊，说这个诸比丘，你们看这位勤修善行的修行者啊，这位苏密达须密达隐士呢，他将在四万个四个阿僧奇劫加十万大劫之后，再有梵天天神和人当中成为佛陀。</w:t>
-      </w:r>
-    </w:p>
-    <w:p>
-      <w:r>
-        <w:rPr>
-          <w:b w:val="0"/>
-        </w:rPr>
-        <w:t>[00:14:49.380] 在成佛的边缘呢，须弥丹呢将会出家舍弃令人啊愉快的迦毗罗卫城之后，他会投入禅修和实行极度的苦行。第三呢，他在一颗。啊，榕树下呢，啊，我们讲这个菩提树下呢，他将会接受乳饭的供养，再走去离连长河。第四呢，他将要成佛时，他在河边吃了卤饭，然后在天神整理好的道路上走向菩提树。第五呢，来到正务地点的菩提树下，他顺时针向他旋转，从南走向西，从西走向北，再从北走向东，他将成为正等正觉者，无人可以匹比，无人可以匹比啊，善名远播，坐在菩提树下，他将正得彻知四圣谛者观智。</w:t>
+        <w:t>[00:13:21.720] 那我们乔达摩佛陀的最后一生，他他的妻子呢就是耶稣陀罗。耶稣陀罗的这个这个神通也是非常强的啊，因为他其实是多生多世，跟着啊，这个菩萨一起修行好。</w:t>
+      </w:r>
+    </w:p>
+    <w:p>
+      <w:r>
+        <w:rPr>
+          <w:b w:val="0"/>
+        </w:rPr>
+        <w:t>[00:13:39.700] 好，那这个是我们简单的啊，这个讲好这个这个这个菩萨被授记哈，啊他的条件，所以当时呢啊燃灯佛呢，给这个须弥达呢，须弥陀呢，授记呢，他说啊他是。首先看到这个苏梅达啊，然后他以他的神通智慧观察呢，发现这个苏梅达呢，在四阿僧祇劫加十万大劫之后，将会成为佛陀啊，名为乔达摩。啊，所以呢，这个这个当时的燃灯佛呢，啊就说就说出了九首这个预言的偈颂啊。</w:t>
+      </w:r>
+    </w:p>
+    <w:p>
+      <w:r>
+        <w:rPr>
+          <w:b w:val="0"/>
+        </w:rPr>
+        <w:t>[00:14:25.600] 啊他给他授记第一个说他给他那个四十万个阿拉汉弟子讲啊，说这个诸比丘，你们看这位勤修善行的修行者啊，这位苏密达须密达隐士呢，他将在四阿僧祇劫与十万大劫之后，在众梵天、天神与人当中，出现为佛。</w:t>
+      </w:r>
+    </w:p>
+    <w:p>
+      <w:r>
+        <w:rPr>
+          <w:b w:val="0"/>
+        </w:rPr>
+        <w:t>[00:14:49.380] 在成佛的边缘呢，须弥丹呢将会出家舍弃令人啊愉快的迦毗罗卫城之后，他会投入禅修和实行极度的苦行。第三呢，他在一颗。啊，榕树下呢，啊，我们讲这个菩提树下呢，他将接受乳饭的供养，再走去尼连禅河。第四呢，他将要成佛时，他在河边吃了乳饭，然后在天神整理好的道路上走向菩提树。第五呢，来到证悟地点的菩提树下，他顺时针向他旋转，从南走向西，从西走向北，再从北走向东，他将成为正等正觉者，无人可以匹比，无人可以匹比啊，善名远播，坐在菩提树下，他将证得彻知四圣谛之观智。</w:t>
       </w:r>
     </w:p>
     <w:p>
@@ -826,47 +826,47 @@
         <w:rPr>
           <w:b w:val="0"/>
         </w:rPr>
-        <w:t>[00:15:46.265] 这尊佛呢，啊，名为gold德玛乔达摩，他的一对上属弟子是高利多，高利达和乌波迪萨啊，高利达我们过去当的拘利多和优婆底沙啊。那这个这个上座弟子呢，就是这两个名字，一个就是舍利佛尊者，一个是目犍连尊者啊，已经无漏无贪心，平静力定力极深啊，就目犍人尊者是神通第一呢啊，</w:t>
-      </w:r>
-    </w:p>
-    <w:p>
-      <w:r>
-        <w:rPr>
-          <w:b w:val="0"/>
-        </w:rPr>
-        <w:t>[00:16:15.490] 有一名名为阿兰达，就是阿难，他的比丘呢将成为。佛陀的侍者好。他叫马哈K吗？啊，这个这个这个这个过去呢，翻译成这样，这个这个气膜啊，这唱摩是吧，还是什么K啊在巴黎语叫K。嗯。啊，K马这个长老尼和莲花色长老尼呢，这个两者呢都是无漏者哈，是成为他的两位上首礼弟子好，然后这棵这个阿叉陀榕树呢，将是这尊佛的菩提树，他即在此树下种证得佛果好。</w:t>
-      </w:r>
-    </w:p>
-    <w:p>
-      <w:r>
-        <w:rPr>
-          <w:b w:val="0"/>
-        </w:rPr>
-        <w:t>[00:17:03.600] 然后呢，这个鸡蛋啊，鸡蛋还有阿多罗婆多啊。</w:t>
-      </w:r>
-    </w:p>
-    <w:p>
-      <w:r>
-        <w:rPr>
-          <w:b w:val="0"/>
-        </w:rPr>
-        <w:t>[00:17:10.560] 阿罗，阿多罗婆伽啊。是这位佛陀的首席的俗家男弟子啊，另外呢，这个乌达拉啊，还有这个啊，南达玛达就是难陀姆呢，将是佛陀的两位首席礼弟子。好，那么燃灯佛给佛陀授记的时候，同时把这个一起授记完好，那这个我们前面讲到。</w:t>
-      </w:r>
-    </w:p>
-    <w:p>
-      <w:r>
-        <w:rPr>
-          <w:b w:val="0"/>
-        </w:rPr>
-        <w:t>[00:17:37.180] 哪一尊？佛陀要成佛之前要先被授记，要被授记之前要具足这八个条件。其中最难的一件事情呢，就是他具足成为阿拉汉的条件，也就是燃灯佛。如果说一个四句偈讲到第三句的时候，当时的这个苏梅达这个隐士呢，他就能够证得阿拉汉啊，就他的智慧呢，是这个很超群的。那么他要证得这个阿拉汉呢。就是他要具备这样条件呢，他需要在这个止观的禅修里面要修到什么地方呢？修到这个我们前面讲到修到这个行者字啊。啊，就是一直修到这个行舍智啊，叫无数次的修习止观到达行舍次要无数次的啊。</w:t>
-      </w:r>
-    </w:p>
-    <w:p>
-      <w:r>
-        <w:rPr>
-          <w:b w:val="0"/>
-        </w:rPr>
-        <w:t>[00:18:30.900] 修习止观到达行者寺好，那么现在其实呢，就是在传统的上座部佛教国家，他们如果想成佛的话，啊，就从我的了解，我在缅甸待的时间呢，啊，我觉得这个国家里面的出家人啊，大概有百分之二十的人是想成佛的。啊，包括修上来的很多人，他也是有相当一部分要成佛的。那么，他们要发心要修菩萨道，要成佛呢。那么，他们的做法主要是做什么呢？就是在这一生里面呢，就是尽量的修习这个止观啊，让自己成就这个啊，具足阿拉汉果的条件啊，他的此观必须非常的纯熟啊。</w:t>
+        <w:t>[00:15:46.265] 这尊佛呢，啊，名为乔达摩，他的一对上首弟子是拘利多和优婆底沙呢，就是这两个名字，一个就是舍利佛尊者，一个是目犍连尊者啊，已经无漏、无贪，心平静与定力极深啊，就目犍人尊者是神通第一呢啊，</w:t>
+      </w:r>
+    </w:p>
+    <w:p>
+      <w:r>
+        <w:rPr>
+          <w:b w:val="0"/>
+        </w:rPr>
+        <w:t>[00:16:15.490] 有一位名叫阿难陀的比丘将是佛陀的侍者好。（瞿昙弥）长老尼与莲华色长老尼呢，这个两者呢都是无漏者哈，是一对上首女弟子好，然后这棵阿刹陀榕树将是这尊佛的菩提树，他即在此树下种证得佛果好。</w:t>
+      </w:r>
+    </w:p>
+    <w:p>
+      <w:r>
+        <w:rPr>
+          <w:b w:val="0"/>
+        </w:rPr>
+        <w:t>[00:17:03.600] 然后呢，吉达和阿多罗婆各啊。</w:t>
+      </w:r>
+    </w:p>
+    <w:p>
+      <w:r>
+        <w:rPr>
+          <w:b w:val="0"/>
+        </w:rPr>
+        <w:t>[00:17:10.560] 阿罗，吉达和阿多罗婆各将是佛陀的首席俗家男子啊，另外呢，优多罗和难陀母将是佛陀的首席女弟子。好，那么燃灯佛给佛陀授记的时候，同时把这个一起授记完好，那这个我们前面讲到。</w:t>
+      </w:r>
+    </w:p>
+    <w:p>
+      <w:r>
+        <w:rPr>
+          <w:b w:val="0"/>
+        </w:rPr>
+        <w:t>[00:17:37.180] 哪一尊？佛陀要成佛之前要先被授记，要被授记之前要具足这八个条件。其中最难的一件事情呢，就是他具足成为阿拉汉的条件，也就是燃灯佛。如果说一个四句偈讲到第三句的时候，当时的这个苏梅达这个隐士呢，他就能够证得阿拉汉啊，就他的智慧呢，是这个很超群的。那么他要证得这个阿拉汉呢。就是他要具备这样条件呢，他需要在这个止观的禅修里面要修到什么地方呢？修到这个我们前面讲到修到这个行者字啊。啊，就是一直修到行舍智啊，叫无数次地修习止观到达行舍智。</w:t>
+      </w:r>
+    </w:p>
+    <w:p>
+      <w:r>
+        <w:rPr>
+          <w:b w:val="0"/>
+        </w:rPr>
+        <w:t>[00:18:30.900] 修习止观到达行舍智，那么现在其实呢，就是在传统的上座部佛教国家，他们如果想成佛的话，啊，就从我的了解，我在缅甸待的时间呢，啊，我觉得这个国家里面的出家人啊，大概有百分之二十的人是想成佛的。啊，包括修上来的很多人，他也是有相当一部分要成佛的。那么，他们要发心要修菩萨道，要成佛呢。那么，他们的做法主要是做什么呢？就是在这一生里面呢，就是尽量的修习这个止观啊，让自己成就这个啊，具足阿拉汉果的条件啊，他的此观必须非常的纯熟啊。</w:t>
       </w:r>
     </w:p>
     <w:p>
@@ -914,15 +914,15 @@
         <w:rPr>
           <w:b w:val="0"/>
         </w:rPr>
-        <w:t>[00:21:46.570] 也就是说呢，弥勒佛，弥勒菩萨被授记的时间呢，要远远。这个，呃，这个早于啊，Gold德玛佛陀啊，远远早于释迦牟尼佛啊。释迦牟尼佛四个安置瑜加十万大劫。好，那么也就是弥勒菩萨呢，比须弥达菩萨被授记的时间呢，要早，十二个阿僧祇劫加十万大劫啊，十二个阿僧祇劫啊。好，那么这个是经典里面的记载了啊。那。这个对应的呢。啊，对应的呢，就是我们讲说弟子里面啊，弟子里面不是有有四种吗？对吧？啊，这个明之者啊，管眼之者和所引导者三种。那菩萨呢，其实他也有领之者、广眼之者和所引导者的类型呢。</w:t>
-      </w:r>
-    </w:p>
-    <w:p>
-      <w:r>
-        <w:rPr>
-          <w:b w:val="0"/>
-        </w:rPr>
-        <w:t>[00:22:46.470] 所以我们的佛陀呢，Gold德玛佛陀呢，就是属于那种明智者菩萨，他是智慧型的，所以他在燃灯佛受记以后，过四个阿僧结结加十万大劫成佛，好。那这个是一个简单，我们就了解，就是一个成佛的人，一个跟想修行解脱道的人，难道他们有没有矛盾呢？他们在修学上有什么多大的差别呢？啊，这是在基础的层面上呢，它是一样的，就是他都要修习止观啊，正得行色之好那。这是在，在。啊，没有被授记之前啊，菩萨呢，要无数次修习止观，一直到达心舍之。</w:t>
+        <w:t>[00:21:46.570] 也就是说呢，弥勒佛，弥勒菩萨被授记的时间呢，要远远。这个，呃，这个早于啊，乔达摩佛陀啊，远远早于释迦牟尼佛啊。释迦牟尼佛四个安置瑜加十万大劫。好，那么也就是弥勒菩萨呢，比须弥达菩萨被授记的时间呢，要早，十二个阿僧祇劫加十万大劫啊，十二个阿僧祇劫啊。好，那么这个是经典里面的记载了啊。那。这个对应的呢。啊，对应的呢，就是我们讲说弟子里面啊，弟子里面不是有有四种吗？对吧？啊，这个明之者啊，管眼之者和所引导者三种。那菩萨呢，其实他也有领之者、广眼之者和所引导者的类型呢。</w:t>
+      </w:r>
+    </w:p>
+    <w:p>
+      <w:r>
+        <w:rPr>
+          <w:b w:val="0"/>
+        </w:rPr>
+        <w:t>[00:22:46.470] 所以我们的佛陀呢，乔达摩佛陀呢，就是属于那种明智者菩萨，他是智慧型的，所以他在燃灯佛受记以后，过四个阿僧结结加十万大劫成佛，好。那这个是一个简单，我们就了解，就是一个成佛的人，一个跟想修行解脱道的人，难道他们有没有矛盾呢？他们在修学上有什么多大的差别呢？啊，这是在基础的层面上呢，它是一样的，就是他都要修习止观啊，正得行色之好那。这是在，在。啊，没有被授记之前啊，菩萨呢，要无数次修习止观，一直到达心舍之。</w:t>
       </w:r>
     </w:p>
     <w:p>
@@ -946,7 +946,7 @@
         <w:rPr>
           <w:b w:val="0"/>
         </w:rPr>
-        <w:t>[00:24:07.540] 如果作为声闻弟子，依着佛陀的教导啊，修其止观，就直接证悟道果，按照四预流支啊来去修行。那么那如果你发愿成佛呢，在那么在gold德玛佛陀的这个教化下呢，那你就尽努力，尽可能多的修习止观，到达行舍之好。</w:t>
+        <w:t>[00:24:07.540] 如果作为声闻弟子，依着佛陀的教导啊，修其止观，就直接证悟道果，按照四预流支啊来去修行。那么那如果你发愿成佛呢，在那么在乔达摩佛陀的这个教化下呢，那你就尽努力，尽可能多的修习止观，到达行舍之好。</w:t>
       </w:r>
     </w:p>
     <w:p>
@@ -978,7 +978,7 @@
         <w:rPr>
           <w:b w:val="0"/>
         </w:rPr>
-        <w:t>[00:25:50.380] 就像gold德玛佛陀，我们的释迦牟尼佛呢，他。在燃灯佛受记以后呢啊，又经过四个阿僧七劫加十万大劫。那么这个漫长的四个阿僧七劫加十万大劫，他在做什么呢？</w:t>
+        <w:t>[00:25:50.380] 就像乔达摩佛陀，我们的释迦牟尼佛呢，他。在燃灯佛受记以后呢啊，又经过四个阿僧七劫加十万大劫。那么这个漫长的四个阿僧七劫加十万大劫，他在做什么呢？</w:t>
       </w:r>
     </w:p>
     <w:p>
@@ -1018,23 +1018,23 @@
         <w:rPr>
           <w:b w:val="0"/>
         </w:rPr>
-        <w:t>[00:28:19.760] 好，那么。作为狗德玛佛陀这个大医王呢？他的这个这个我们讲说他的医术水平啊，或者他的这个治疗的这种这种传承啊啊，他能够传播多久呢？我们就讲这个正法能够注视多长时间呢啊，那么根据这个巴利的残部译著呢啊。</w:t>
-      </w:r>
-    </w:p>
-    <w:p>
-      <w:r>
-        <w:rPr>
-          <w:b w:val="0"/>
-        </w:rPr>
-        <w:t>[00:28:45.440] 就认为呢，我们古德玛佛陀的正法呢，能够住世五千年。这五千年是这么分的，就以德达辨析者助力千连辨析者就无碍解制啊，以六通者啊，这个我们讲这个三明六通啊，六通者牵连啊，以三明者牵连，那我们现在就在这个第三千年，就是能够证得三名阿拉汉。那么再往下呢，是纯观者千年啊，然后这最后是以巴蒂摩卡助力千年，巴蒂摩卡就是我们的比丘戒，别解脱戒。然后在这个这个这个巴利语就叫巴蒂莫卡哦。</w:t>
-      </w:r>
-    </w:p>
-    <w:p>
-      <w:r>
-        <w:rPr>
-          <w:b w:val="0"/>
-        </w:rPr>
-        <w:t>[00:29:23.660] 那长部译著呢，认为高德玛佛陀的正法会住世五千年。那么在真知部译著里也提到说，确实唯有佛陀八涅槃后的一千年能产生变析智，在之后是列入神通之后，连那也不能产生。这产生三名，过了漫长的时间，连那也不能产生。这是纯观者，不来者，一来者，入流者也是同理好。那也就是说呢，这个。这个。这个佛陀住世正法住世一千年，五千年呢，啊，他是不同的佛教传承呢。啊，认识上有些差异啊。那比如说呢，这个北传的佛教经典呢，所传承的经湛呢，</w:t>
+        <w:t>[00:28:19.760] 好，那么。作为乔达摩佛陀这个大医王呢？他的这个这个我们讲说他的医术水平啊，或者他的这个治疗的这种这种传承啊啊，他能够传播多久呢？我们就讲这个正法能够注视多长时间呢啊，那么根据这个巴利的残部译著呢啊。</w:t>
+      </w:r>
+    </w:p>
+    <w:p>
+      <w:r>
+        <w:rPr>
+          <w:b w:val="0"/>
+        </w:rPr>
+        <w:t>[00:28:45.440] 就认为呢，我们乔达摩佛陀的正法呢，能够住世五千年。这五千年是这么分的，就以德达辨析者助力千连辨析者就无碍解制啊，以六通者啊，这个我们讲这个三明六通啊，六通者牵连啊，以三明者牵连，那我们现在就在这个第三千年，就是能够证得三名阿拉汉。那么再往下呢，是纯观者千年啊，然后这最后是以巴蒂摩卡助力千年，巴蒂摩卡就是我们的比丘戒，别解脱戒。然后在这个这个这个巴利语就叫巴蒂莫卡哦。</w:t>
+      </w:r>
+    </w:p>
+    <w:p>
+      <w:r>
+        <w:rPr>
+          <w:b w:val="0"/>
+        </w:rPr>
+        <w:t>[00:29:23.660] 那长部译著呢，认为乔达摩佛陀的正法会住世五千年。那么在真知部译著里也提到说，确实唯有佛陀八涅槃后的一千年能产生变析智，在之后是列入神通之后，连那也不能产生。这产生三名，过了漫长的时间，连那也不能产生。这是纯观者，不来者，一来者，入流者也是同理好。那也就是说呢，这个。这个。这个佛陀住世正法住世一千年，五千年呢，啊，他是不同的佛教传承呢。啊，认识上有些差异啊。那比如说呢，这个北传的佛教经典呢，所传承的经湛呢，</w:t>
       </w:r>
     </w:p>
     <w:p>
@@ -1074,7 +1074,7 @@
         <w:rPr>
           <w:b w:val="0"/>
         </w:rPr>
-        <w:t>[00:33:00.000] 那么我们看在佛陀高德玛佛陀的弟子里面，好像这个上座弟子啊啊，像五百个这个这个参加第一次盛典结集的这个五百位大阿拉汉啊，他们都是这种啊，这个有六神通啊，然后这个四无二解制啊，再加上四圣谛体证呢，这样的一种智慧了啊。那就是弟子里面最高的智慧。</w:t>
+        <w:t>[00:33:00.000] 那么我们看在佛陀乔达摩佛陀的弟子里面，好像这个上座弟子啊啊，像五百个这个这个参加第一次盛典结集的这个五百位大阿拉汉啊，他们都是这种啊，这个有六神通啊，然后这个四无二解制啊，再加上四圣谛体证呢，这样的一种智慧了啊。那就是弟子里面最高的智慧。</w:t>
       </w:r>
     </w:p>
     <w:p>
@@ -1114,7 +1114,7 @@
         <w:rPr>
           <w:b w:val="0"/>
         </w:rPr>
-        <w:t>[00:35:57.200] 这位啊，觉悟者呢，他的神通啊，他的智慧啊，他的福德啊，这就有很大的差别。其实，即使是佛陀的福德也有差别。啊，那比如说啊，我们的gold德玛佛陀，他的这个身官呢，是八十手啊，就八十个手，这个手臂这么这么这么大的这个这个身官啊，但是过去有圣莲花佛，那么他的升官呢，是三千世界啊，就是这个这个这个十万个轮回世界的升官。他如果愿意的话，好，他是这样的一种不同呢啊那有些佛陀呢，他是这个这个这个啊这个不制定戒律的哦。那多德玛佛陀是很详细的制定戒律的。</w:t>
+        <w:t>[00:35:57.200] 这位啊，觉悟者呢，他的神通啊，他的智慧啊，他的福德啊，这就有很大的差别。其实，即使是佛陀的福德也有差别。啊，那比如说啊，我们的乔达摩佛陀，他的这个身官呢，是八十手啊，就八十个手，这个手臂这么这么这么大的这个这个身官啊，但是过去有圣莲花佛，那么他的升官呢，是三千世界啊，就是这个这个这个十万个轮回世界的升官。他如果愿意的话，好，他是这样的一种不同呢啊那有些佛陀呢，他是这个这个这个啊这个不制定戒律的哦。那乔达摩佛陀是很详细的制定戒律的。</w:t>
       </w:r>
     </w:p>
     <w:p>
@@ -1903,7 +1903,7 @@
         <w:rPr>
           <w:b w:val="0"/>
         </w:rPr>
-        <w:t>[00:14:24.620] 啊，那个业处生起四种或五种禅那，并以禅那为近因而增长为巴萨那有修观而正达漏境的漏境者啊，就是阿拉汉啊。这个，这个要到这个阿拉汉面前去，耶稣。那但是阿拉汉一般呢，它不表明我是阿拉汉对吧，那我们前面讲到了要有证悟这个。呃，知足对吧，对。那只有呢，就是这个阿拉汉呢，他看不清楚这个传法非常的重要啊，对未来的这个法呢，有巨大的作用，他才有可能实现他的一些能力啊。</w:t>
+        <w:t>[00:14:24.620] 啊，那个业处生起四种或五种禅那，并以禅那为近因而增长为巴萨那有修观而正达漏尽者啊，就是阿拉汉啊。这个，这个要到这个阿拉汉面前去，耶稣。那但是阿拉汉一般呢，它不表明我是阿拉汉对吧，那我们前面讲到了要有证悟这个。呃，知足对吧，对。那只有呢，就是这个阿拉汉呢，他看不清楚这个传法非常的重要啊，对未来的这个法呢，有巨大的作用，他才有可能实现他的一些能力啊。</w:t>
       </w:r>
     </w:p>
     <w:p>
